--- a/pr-preview/pr-277/chapters/notation.docx
+++ b/pr-preview/pr-277/chapters/notation.docx
@@ -15,7 +15,7 @@
         <w:pStyle w:val="Date"/>
       </w:pPr>
       <w:r>
-        <w:t xml:space="preserve">Last modified: 2026-10-18 21:46:40 (PDT)</w:t>
+        <w:t xml:space="preserve">Last modified: 2026-10-18 21:55:00 (PDT)</w:t>
       </w:r>
     </w:p>
     <w:tbl>
@@ -14023,7 +14023,19 @@
         <w:t xml:space="preserve"> </w:t>
       </w:r>
       <w:r>
-        <w:t xml:space="preserve">When both are needed, write the notation list first, because the assumptions use the names it introduces.</w:t>
+        <w:t xml:space="preserve">When both are needed,</w:t>
+      </w:r>
+      <w:r>
+        <w:t xml:space="preserve"> </w:t>
+      </w:r>
+      <w:r>
+        <w:t xml:space="preserve">write the notation list first,</w:t>
+      </w:r>
+      <w:r>
+        <w:t xml:space="preserve"> </w:t>
+      </w:r>
+      <w:r>
+        <w:t xml:space="preserve">because the assumptions use the names it introduces.</w:t>
       </w:r>
     </w:p>
     <w:bookmarkStart w:id="61" w:name="exm-assumptions-first"/>
@@ -14733,23 +14745,28 @@
         <w:pStyle w:val="BlockText"/>
       </w:pPr>
       <w:r>
-        <w:t xml:space="preserve">❌ Assume</w:t>
-      </w:r>
-      <w:r>
-        <w:t xml:space="preserve"> </w:t>
-      </w:r>
-      <m:oMath>
-        <m:r>
-          <m:t>x</m:t>
-        </m:r>
-        <m:r>
-          <m:rPr>
-            <m:sty m:val="p"/>
-          </m:rPr>
-          <m:t>≠</m:t>
-        </m:r>
-        <m:r>
-          <m:t>2</m:t>
+        <w:t xml:space="preserve">❌ Assume the sample size</w:t>
+      </w:r>
+      <w:r>
+        <w:t xml:space="preserve"> </w:t>
+      </w:r>
+      <m:oMath>
+        <m:r>
+          <m:t>n</m:t>
+        </m:r>
+      </m:oMath>
+      <w:r>
+        <w:t xml:space="preserve"> </w:t>
+      </w:r>
+      <w:r>
+        <w:t xml:space="preserve">is larger than</w:t>
+      </w:r>
+      <w:r>
+        <w:t xml:space="preserve"> </w:t>
+      </w:r>
+      <m:oMath>
+        <m:r>
+          <m:t>30</m:t>
         </m:r>
       </m:oMath>
       <w:r>
@@ -14759,61 +14776,22 @@
         <w:t xml:space="preserve"> </w:t>
       </w:r>
       <w:r>
-        <w:t xml:space="preserve">Assume</w:t>
-      </w:r>
-      <w:r>
-        <w:t xml:space="preserve"> </w:t>
-      </w:r>
-      <m:oMath>
-        <m:r>
-          <m:t>f</m:t>
-        </m:r>
-        <m:r>
-          <m:rPr>
-            <m:sty m:val="p"/>
-          </m:rPr>
-          <m:t>(</m:t>
-        </m:r>
-        <m:r>
-          <m:t>x</m:t>
-        </m:r>
-        <m:r>
-          <m:rPr>
-            <m:sty m:val="p"/>
-          </m:rPr>
-          <m:t>)</m:t>
-        </m:r>
-        <m:r>
-          <m:rPr>
-            <m:sty m:val="p"/>
-          </m:rPr>
-          <m:t>=</m:t>
-        </m:r>
-        <m:r>
-          <m:rPr>
-            <m:sty m:val="p"/>
-          </m:rPr>
-          <m:t>(</m:t>
-        </m:r>
-        <m:r>
-          <m:t>x</m:t>
-        </m:r>
-        <m:r>
-          <m:rPr>
-            <m:sty m:val="p"/>
-          </m:rPr>
-          <m:t>−</m:t>
-        </m:r>
-        <m:r>
-          <m:t>2</m:t>
-        </m:r>
+        <w:t xml:space="preserve">Assume the observations are independent.</w:t>
+      </w:r>
+      <w:r>
+        <w:t xml:space="preserve"> </w:t>
+      </w:r>
+      <w:r>
+        <w:t xml:space="preserve">Assume the population variance</w:t>
+      </w:r>
+      <w:r>
+        <w:t xml:space="preserve"> </w:t>
+      </w:r>
+      <m:oMath>
         <m:sSup>
           <m:e>
             <m:r>
-              <m:rPr>
-                <m:sty m:val="p"/>
-              </m:rPr>
-              <m:t>)</m:t>
+              <m:t>σ</m:t>
             </m:r>
           </m:e>
           <m:sup>
@@ -14824,38 +14802,10 @@
         </m:sSup>
       </m:oMath>
       <w:r>
-        <w:t xml:space="preserve">.</w:t>
-      </w:r>
-      <w:r>
-        <w:t xml:space="preserve"> </w:t>
-      </w:r>
-      <w:r>
-        <w:t xml:space="preserve">Assume</w:t>
-      </w:r>
-      <w:r>
-        <w:t xml:space="preserve"> </w:t>
-      </w:r>
-      <m:oMath>
-        <m:r>
-          <m:t>x</m:t>
-        </m:r>
-      </m:oMath>
-      <w:r>
-        <w:t xml:space="preserve"> </w:t>
-      </w:r>
-      <w:r>
-        <w:t xml:space="preserve">is less than</w:t>
-      </w:r>
-      <w:r>
-        <w:t xml:space="preserve"> </w:t>
-      </w:r>
-      <m:oMath>
-        <m:r>
-          <m:t>5</m:t>
-        </m:r>
-      </m:oMath>
-      <w:r>
-        <w:t xml:space="preserve">.</w:t>
+        <w:t xml:space="preserve"> </w:t>
+      </w:r>
+      <w:r>
+        <w:t xml:space="preserve">is finite.</w:t>
       </w:r>
     </w:p>
     <w:p>
@@ -14874,18 +14824,29 @@
           <w:numId w:val="1015"/>
         </w:numPr>
       </w:pPr>
-      <m:oMath>
-        <m:r>
-          <m:t>x</m:t>
-        </m:r>
-        <m:r>
-          <m:rPr>
-            <m:sty m:val="p"/>
-          </m:rPr>
-          <m:t>≠</m:t>
-        </m:r>
-        <m:r>
-          <m:t>2</m:t>
+      <w:r>
+        <w:t xml:space="preserve">the sample size</w:t>
+      </w:r>
+      <w:r>
+        <w:t xml:space="preserve"> </w:t>
+      </w:r>
+      <m:oMath>
+        <m:r>
+          <m:t>n</m:t>
+        </m:r>
+      </m:oMath>
+      <w:r>
+        <w:t xml:space="preserve"> </w:t>
+      </w:r>
+      <w:r>
+        <w:t xml:space="preserve">is larger than</w:t>
+      </w:r>
+      <w:r>
+        <w:t xml:space="preserve"> </w:t>
+      </w:r>
+      <m:oMath>
+        <m:r>
+          <m:t>30</m:t>
         </m:r>
       </m:oMath>
       <w:r>
@@ -14900,67 +14861,8 @@
           <w:numId w:val="1015"/>
         </w:numPr>
       </w:pPr>
-      <m:oMath>
-        <m:r>
-          <m:t>f</m:t>
-        </m:r>
-        <m:r>
-          <m:rPr>
-            <m:sty m:val="p"/>
-          </m:rPr>
-          <m:t>(</m:t>
-        </m:r>
-        <m:r>
-          <m:t>x</m:t>
-        </m:r>
-        <m:r>
-          <m:rPr>
-            <m:sty m:val="p"/>
-          </m:rPr>
-          <m:t>)</m:t>
-        </m:r>
-        <m:r>
-          <m:rPr>
-            <m:sty m:val="p"/>
-          </m:rPr>
-          <m:t>=</m:t>
-        </m:r>
-        <m:r>
-          <m:rPr>
-            <m:sty m:val="p"/>
-          </m:rPr>
-          <m:t>(</m:t>
-        </m:r>
-        <m:r>
-          <m:t>x</m:t>
-        </m:r>
-        <m:r>
-          <m:rPr>
-            <m:sty m:val="p"/>
-          </m:rPr>
-          <m:t>−</m:t>
-        </m:r>
-        <m:r>
-          <m:t>2</m:t>
-        </m:r>
-        <m:sSup>
-          <m:e>
-            <m:r>
-              <m:rPr>
-                <m:sty m:val="p"/>
-              </m:rPr>
-              <m:t>)</m:t>
-            </m:r>
-          </m:e>
-          <m:sup>
-            <m:r>
-              <m:t>2</m:t>
-            </m:r>
-          </m:sup>
-        </m:sSup>
-      </m:oMath>
-      <w:r>
-        <w:t xml:space="preserve">, and</w:t>
+      <w:r>
+        <w:t xml:space="preserve">the observations are independent, and</w:t>
       </w:r>
     </w:p>
     <w:p>
@@ -14971,27 +14873,31 @@
           <w:numId w:val="1015"/>
         </w:numPr>
       </w:pPr>
-      <m:oMath>
-        <m:r>
-          <m:t>x</m:t>
-        </m:r>
-      </m:oMath>
-      <w:r>
-        <w:t xml:space="preserve"> </w:t>
-      </w:r>
-      <w:r>
-        <w:t xml:space="preserve">is less than</w:t>
-      </w:r>
-      <w:r>
-        <w:t xml:space="preserve"> </w:t>
-      </w:r>
-      <m:oMath>
-        <m:r>
-          <m:t>5</m:t>
-        </m:r>
-      </m:oMath>
-      <w:r>
-        <w:t xml:space="preserve">.</w:t>
+      <w:r>
+        <w:t xml:space="preserve">the population variance</w:t>
+      </w:r>
+      <w:r>
+        <w:t xml:space="preserve"> </w:t>
+      </w:r>
+      <m:oMath>
+        <m:sSup>
+          <m:e>
+            <m:r>
+              <m:t>σ</m:t>
+            </m:r>
+          </m:e>
+          <m:sup>
+            <m:r>
+              <m:t>2</m:t>
+            </m:r>
+          </m:sup>
+        </m:sSup>
+      </m:oMath>
+      <w:r>
+        <w:t xml:space="preserve"> </w:t>
+      </w:r>
+      <w:r>
+        <w:t xml:space="preserve">is finite.</w:t>
       </w:r>
     </w:p>
     <w:p>
@@ -15201,7 +15107,7 @@
         <w:t xml:space="preserve"> </w:t>
       </w:r>
       <w:r>
-        <w:t xml:space="preserve">If the result also needed a condition such as</w:t>
+        <w:t xml:space="preserve">If the result also needed a condition such as a sample size</w:t>
       </w:r>
       <w:r>
         <w:t xml:space="preserve"> </w:t>
@@ -15210,12 +15116,17 @@
         <m:r>
           <m:t>n</m:t>
         </m:r>
-        <m:r>
-          <m:rPr>
-            <m:sty m:val="p"/>
-          </m:rPr>
-          <m:t>&gt;</m:t>
-        </m:r>
+      </m:oMath>
+      <w:r>
+        <w:t xml:space="preserve"> </w:t>
+      </w:r>
+      <w:r>
+        <w:t xml:space="preserve">larger than</w:t>
+      </w:r>
+      <w:r>
+        <w:t xml:space="preserve"> </w:t>
+      </w:r>
+      <m:oMath>
         <m:r>
           <m:t>30</m:t>
         </m:r>

--- a/pr-preview/pr-277/chapters/notation.docx
+++ b/pr-preview/pr-277/chapters/notation.docx
@@ -15,7 +15,7 @@
         <w:pStyle w:val="Date"/>
       </w:pPr>
       <w:r>
-        <w:t xml:space="preserve">Last modified: 2026-10-18 21:55:00 (PDT)</w:t>
+        <w:t xml:space="preserve">Last modified: 2026-10-19 00:17:02 (PDT)</w:t>
       </w:r>
     </w:p>
     <w:tbl>
@@ -8019,7 +8019,7 @@
       </w:r>
     </w:p>
     <w:bookmarkEnd w:id="36"/>
-    <w:bookmarkStart w:id="38" w:name="random-variables-and-their-values"/>
+    <w:bookmarkStart w:id="39" w:name="random-variables-and-their-values"/>
     <w:p>
       <w:pPr>
         <w:pStyle w:val="Heading2"/>
@@ -8951,6 +8951,346 @@
         <w:pStyle w:val="FirstParagraph"/>
       </w:pPr>
       <w:r>
+        <w:t xml:space="preserve">Name the kind of object in the words, too, not only in the symbol.</w:t>
+      </w:r>
+      <w:r>
+        <w:t xml:space="preserve"> </w:t>
+      </w:r>
+      <w:r>
+        <w:t xml:space="preserve">Call a random variable a</w:t>
+      </w:r>
+      <w:r>
+        <w:t xml:space="preserve"> </w:t>
+      </w:r>
+      <w:r>
+        <w:t xml:space="preserve">“variable”</w:t>
+      </w:r>
+      <w:r>
+        <w:t xml:space="preserve">, such as</w:t>
+      </w:r>
+      <w:r>
+        <w:t xml:space="preserve"> </w:t>
+      </w:r>
+      <w:r>
+        <w:t xml:space="preserve">“the output variable</w:t>
+      </w:r>
+      <w:r>
+        <w:t xml:space="preserve"> </w:t>
+      </w:r>
+      <w:r>
+        <w:t xml:space="preserve">$\Outvar$</w:t>
+      </w:r>
+      <w:r>
+        <w:t xml:space="preserve">”</w:t>
+      </w:r>
+      <w:r>
+        <w:t xml:space="preserve">,</w:t>
+      </w:r>
+      <w:r>
+        <w:t xml:space="preserve"> </w:t>
+      </w:r>
+      <w:r>
+        <w:t xml:space="preserve">and call a number a</w:t>
+      </w:r>
+      <w:r>
+        <w:t xml:space="preserve"> </w:t>
+      </w:r>
+      <w:r>
+        <w:t xml:space="preserve">“value”</w:t>
+      </w:r>
+      <w:r>
+        <w:t xml:space="preserve">, such as</w:t>
+      </w:r>
+      <w:r>
+        <w:t xml:space="preserve"> </w:t>
+      </w:r>
+      <w:r>
+        <w:t xml:space="preserve">“the input value</w:t>
+      </w:r>
+      <w:r>
+        <w:t xml:space="preserve"> </w:t>
+      </w:r>
+      <w:r>
+        <w:t xml:space="preserve">$\predvar$</w:t>
+      </w:r>
+      <w:r>
+        <w:t xml:space="preserve">”</w:t>
+      </w:r>
+      <w:r>
+        <w:t xml:space="preserve"> </w:t>
+      </w:r>
+      <w:r>
+        <w:t xml:space="preserve">or</w:t>
+      </w:r>
+      <w:r>
+        <w:t xml:space="preserve"> </w:t>
+      </w:r>
+      <w:r>
+        <w:t xml:space="preserve">“the observed value</w:t>
+      </w:r>
+      <w:r>
+        <w:t xml:space="preserve"> </w:t>
+      </w:r>
+      <w:r>
+        <w:t xml:space="preserve">$\outvar$</w:t>
+      </w:r>
+      <w:r>
+        <w:t xml:space="preserve">”</w:t>
+      </w:r>
+      <w:r>
+        <w:t xml:space="preserve">.</w:t>
+      </w:r>
+      <w:r>
+        <w:t xml:space="preserve"> </w:t>
+      </w:r>
+      <w:r>
+        <w:t xml:space="preserve">Do not say</w:t>
+      </w:r>
+      <w:r>
+        <w:t xml:space="preserve"> </w:t>
+      </w:r>
+      <w:r>
+        <w:t xml:space="preserve">“fix</w:t>
+      </w:r>
+      <w:r>
+        <w:t xml:space="preserve"> </w:t>
+      </w:r>
+      <w:r>
+        <w:t xml:space="preserve">$\predvar$</w:t>
+      </w:r>
+      <w:r>
+        <w:t xml:space="preserve">”</w:t>
+      </w:r>
+      <w:r>
+        <w:t xml:space="preserve"> </w:t>
+      </w:r>
+      <w:r>
+        <w:t xml:space="preserve">or</w:t>
+      </w:r>
+      <w:r>
+        <w:t xml:space="preserve"> </w:t>
+      </w:r>
+      <w:r>
+        <w:t xml:space="preserve">“let</w:t>
+      </w:r>
+      <w:r>
+        <w:t xml:space="preserve"> </w:t>
+      </w:r>
+      <w:r>
+        <w:t xml:space="preserve">$\predvar$</w:t>
+      </w:r>
+      <w:r>
+        <w:t xml:space="preserve"> </w:t>
+      </w:r>
+      <w:r>
+        <w:t xml:space="preserve">be fixed”</w:t>
+      </w:r>
+      <w:r>
+        <w:t xml:space="preserve">.</w:t>
+      </w:r>
+      <w:r>
+        <w:t xml:space="preserve"> </w:t>
+      </w:r>
+      <w:r>
+        <w:t xml:space="preserve">It does not say whether</w:t>
+      </w:r>
+      <w:r>
+        <w:t xml:space="preserve"> </w:t>
+      </w:r>
+      <w:r>
+        <w:t xml:space="preserve">$\predvar$</w:t>
+      </w:r>
+      <w:r>
+        <w:t xml:space="preserve"> </w:t>
+      </w:r>
+      <w:r>
+        <w:t xml:space="preserve">is a variable held constant or a value you chose.</w:t>
+      </w:r>
+      <w:r>
+        <w:t xml:space="preserve"> </w:t>
+      </w:r>
+      <w:r>
+        <w:t xml:space="preserve">Say</w:t>
+      </w:r>
+      <w:r>
+        <w:t xml:space="preserve"> </w:t>
+      </w:r>
+      <w:r>
+        <w:t xml:space="preserve">“choose an input value</w:t>
+      </w:r>
+      <w:r>
+        <w:t xml:space="preserve"> </w:t>
+      </w:r>
+      <w:r>
+        <w:t xml:space="preserve">$\predvar$</w:t>
+      </w:r>
+      <w:r>
+        <w:t xml:space="preserve">”</w:t>
+      </w:r>
+      <w:r>
+        <w:t xml:space="preserve">,</w:t>
+      </w:r>
+      <w:r>
+        <w:t xml:space="preserve"> </w:t>
+      </w:r>
+      <w:r>
+        <w:t xml:space="preserve">or</w:t>
+      </w:r>
+      <w:r>
+        <w:t xml:space="preserve"> </w:t>
+      </w:r>
+      <w:r>
+        <w:t xml:space="preserve">“take the observed value</w:t>
+      </w:r>
+      <w:r>
+        <w:t xml:space="preserve"> </w:t>
+      </w:r>
+      <w:r>
+        <w:t xml:space="preserve">$\outvar$</w:t>
+      </w:r>
+      <w:r>
+        <w:t xml:space="preserve"> </w:t>
+      </w:r>
+      <w:r>
+        <w:t xml:space="preserve">as given”</w:t>
+      </w:r>
+      <w:r>
+        <w:t xml:space="preserve">.</w:t>
+      </w:r>
+    </w:p>
+    <w:bookmarkStart w:id="38" w:name="exm-variable-vs-value-in-words"/>
+    <w:p>
+      <w:pPr>
+        <w:pStyle w:val="BodyText"/>
+      </w:pPr>
+      <w:r>
+        <w:rPr>
+          <w:b/>
+          <w:bCs/>
+        </w:rPr>
+        <w:t xml:space="preserve">Example 10 (Naming a variable and its value in the words)</w:t>
+      </w:r>
+      <w:r>
+        <w:t xml:space="preserve"> </w:t>
+      </w:r>
+      <w:r>
+        <w:t xml:space="preserve"> </w:t>
+      </w:r>
+    </w:p>
+    <w:p>
+      <w:pPr>
+        <w:pStyle w:val="BlockText"/>
+      </w:pPr>
+      <w:r>
+        <w:t xml:space="preserve">❌ Fix an input</w:t>
+      </w:r>
+      <w:r>
+        <w:t xml:space="preserve"> </w:t>
+      </w:r>
+      <w:r>
+        <w:t xml:space="preserve">$\predvar$</w:t>
+      </w:r>
+      <w:r>
+        <w:t xml:space="preserve">, and let</w:t>
+      </w:r>
+      <w:r>
+        <w:t xml:space="preserve"> </w:t>
+      </w:r>
+      <w:r>
+        <w:t xml:space="preserve">$\Outvar = \truemeanfnf{\predvar} + \noise$</w:t>
+      </w:r>
+      <w:r>
+        <w:t xml:space="preserve">.</w:t>
+      </w:r>
+    </w:p>
+    <w:p>
+      <w:pPr>
+        <w:pStyle w:val="BlockText"/>
+      </w:pPr>
+      <w:r>
+        <w:t xml:space="preserve">✅ Choose an input value</w:t>
+      </w:r>
+      <w:r>
+        <w:t xml:space="preserve"> </w:t>
+      </w:r>
+      <w:r>
+        <w:t xml:space="preserve">$\predvar$</w:t>
+      </w:r>
+      <w:r>
+        <w:t xml:space="preserve">,</w:t>
+      </w:r>
+      <w:r>
+        <w:t xml:space="preserve"> </w:t>
+      </w:r>
+      <w:r>
+        <w:t xml:space="preserve">and let the output variable</w:t>
+      </w:r>
+      <w:r>
+        <w:t xml:space="preserve"> </w:t>
+      </w:r>
+      <w:r>
+        <w:t xml:space="preserve">$\Outvar = \truemeanfnf{\predvar} + \noise$</w:t>
+      </w:r>
+      <w:r>
+        <w:t xml:space="preserve">.</w:t>
+      </w:r>
+    </w:p>
+    <w:p>
+      <w:pPr>
+        <w:pStyle w:val="FirstParagraph"/>
+      </w:pPr>
+      <w:r>
+        <w:t xml:space="preserve">The ❌ version leaves the reader to work out</w:t>
+      </w:r>
+      <w:r>
+        <w:t xml:space="preserve"> </w:t>
+      </w:r>
+      <w:r>
+        <w:t xml:space="preserve">that</w:t>
+      </w:r>
+      <w:r>
+        <w:t xml:space="preserve"> </w:t>
+      </w:r>
+      <w:r>
+        <w:t xml:space="preserve">$\predvar$</w:t>
+      </w:r>
+      <w:r>
+        <w:t xml:space="preserve"> </w:t>
+      </w:r>
+      <w:r>
+        <w:t xml:space="preserve">is a number you choose and</w:t>
+      </w:r>
+      <w:r>
+        <w:t xml:space="preserve"> </w:t>
+      </w:r>
+      <w:r>
+        <w:t xml:space="preserve">$\Outvar$</w:t>
+      </w:r>
+      <w:r>
+        <w:t xml:space="preserve"> </w:t>
+      </w:r>
+      <w:r>
+        <w:t xml:space="preserve">is random.</w:t>
+      </w:r>
+      <w:r>
+        <w:t xml:space="preserve"> </w:t>
+      </w:r>
+      <w:r>
+        <w:t xml:space="preserve">The ✅ version names the input as a value and the output as a variable,</w:t>
+      </w:r>
+      <w:r>
+        <w:t xml:space="preserve"> </w:t>
+      </w:r>
+      <w:r>
+        <w:t xml:space="preserve">which is what the symbols say.</w:t>
+      </w:r>
+    </w:p>
+    <w:bookmarkEnd w:id="38"/>
+    <w:p>
+      <w:pPr>
+        <w:pStyle w:val="BodyText"/>
+      </w:pPr>
+      <w:r>
         <w:t xml:space="preserve">Some fields reserve capital letters for matrices,</w:t>
       </w:r>
       <w:r>
@@ -9039,8 +9379,8 @@
         <w:t xml:space="preserve">.</w:t>
       </w:r>
     </w:p>
-    <w:bookmarkEnd w:id="38"/>
-    <w:bookmarkStart w:id="41" w:name="matching-names-and-notation"/>
+    <w:bookmarkEnd w:id="39"/>
+    <w:bookmarkStart w:id="42" w:name="matching-names-and-notation"/>
     <w:p>
       <w:pPr>
         <w:pStyle w:val="Heading2"/>
@@ -9151,7 +9491,7 @@
       <w:r>
         <w:t xml:space="preserve"> </w:t>
       </w:r>
-      <w:hyperlink r:id="rId39">
+      <w:hyperlink r:id="rId40">
         <w:r>
           <w:rPr>
             <w:rStyle w:val="Hyperlink"/>
@@ -9163,7 +9503,7 @@
         <w:t xml:space="preserve">).</w:t>
       </w:r>
     </w:p>
-    <w:bookmarkStart w:id="40" w:name="exm-name-matches-notation"/>
+    <w:bookmarkStart w:id="41" w:name="exm-name-matches-notation"/>
     <w:p>
       <w:pPr>
         <w:pStyle w:val="BodyText"/>
@@ -9173,7 +9513,7 @@
           <w:b/>
           <w:bCs/>
         </w:rPr>
-        <w:t xml:space="preserve">Example 10 (Matching a name to its notation)</w:t>
+        <w:t xml:space="preserve">Example 11 (Matching a name to its notation)</w:t>
       </w:r>
       <w:r>
         <w:t xml:space="preserve"> </w:t>
@@ -9656,7 +9996,7 @@
         <w:t xml:space="preserve">.</w:t>
       </w:r>
     </w:p>
-    <w:bookmarkEnd w:id="40"/>
+    <w:bookmarkEnd w:id="41"/>
     <w:p>
       <w:pPr>
         <w:pStyle w:val="BodyText"/>
@@ -9677,8 +10017,8 @@
         <w:t xml:space="preserve">and make them agree.</w:t>
       </w:r>
     </w:p>
-    <w:bookmarkEnd w:id="41"/>
-    <w:bookmarkStart w:id="50" w:name="using-shared-macros"/>
+    <w:bookmarkEnd w:id="42"/>
+    <w:bookmarkStart w:id="51" w:name="using-shared-macros"/>
     <w:p>
       <w:pPr>
         <w:pStyle w:val="Heading2"/>
@@ -9751,7 +10091,7 @@
         <w:t xml:space="preserve">so the next document finds it.</w:t>
       </w:r>
     </w:p>
-    <w:bookmarkStart w:id="42" w:name="exm-use-shared-macro"/>
+    <w:bookmarkStart w:id="43" w:name="exm-use-shared-macro"/>
     <w:p>
       <w:pPr>
         <w:pStyle w:val="BodyText"/>
@@ -9761,7 +10101,7 @@
           <w:b/>
           <w:bCs/>
         </w:rPr>
-        <w:t xml:space="preserve">Example 11 (Using a shared macro)</w:t>
+        <w:t xml:space="preserve">Example 12 (Using a shared macro)</w:t>
       </w:r>
       <w:r>
         <w:t xml:space="preserve"> </w:t>
@@ -9836,7 +10176,7 @@
         <w:t xml:space="preserve">every document that uses the macro changes with it.</w:t>
       </w:r>
     </w:p>
-    <w:bookmarkEnd w:id="42"/>
+    <w:bookmarkEnd w:id="43"/>
     <w:p>
       <w:pPr>
         <w:pStyle w:val="BodyText"/>
@@ -10038,7 +10378,7 @@
         <w:t xml:space="preserve">and the rule for Latin letters below says when that applies.</w:t>
       </w:r>
     </w:p>
-    <w:bookmarkStart w:id="43" w:name="exm-semantic-macro-name"/>
+    <w:bookmarkStart w:id="44" w:name="exm-semantic-macro-name"/>
     <w:p>
       <w:pPr>
         <w:pStyle w:val="BodyText"/>
@@ -10048,7 +10388,7 @@
           <w:b/>
           <w:bCs/>
         </w:rPr>
-        <w:t xml:space="preserve">Example 12 (Naming a macro for its meaning)</w:t>
+        <w:t xml:space="preserve">Example 13 (Naming a macro for its meaning)</w:t>
       </w:r>
       <w:r>
         <w:t xml:space="preserve"> </w:t>
@@ -10117,7 +10457,7 @@
         <w:t xml:space="preserve">changes one line in the shared file.</w:t>
       </w:r>
     </w:p>
-    <w:bookmarkEnd w:id="43"/>
+    <w:bookmarkEnd w:id="44"/>
     <w:p>
       <w:pPr>
         <w:pStyle w:val="BodyText"/>
@@ -10239,7 +10579,7 @@
         <w:t xml:space="preserve">existing hats are converted in separate sweeps.</w:t>
       </w:r>
     </w:p>
-    <w:bookmarkStart w:id="44" w:name="exm-semantic-decorator"/>
+    <w:bookmarkStart w:id="45" w:name="exm-semantic-decorator"/>
     <w:p>
       <w:pPr>
         <w:pStyle w:val="BodyText"/>
@@ -10249,7 +10589,7 @@
           <w:b/>
           <w:bCs/>
         </w:rPr>
-        <w:t xml:space="preserve">Example 13 (Naming a decorator for its meaning)</w:t>
+        <w:t xml:space="preserve">Example 14 (Naming a decorator for its meaning)</w:t>
       </w:r>
       <w:r>
         <w:t xml:space="preserve"> </w:t>
@@ -10327,7 +10667,7 @@
         <w:t xml:space="preserve">changes.</w:t>
       </w:r>
     </w:p>
-    <w:bookmarkEnd w:id="44"/>
+    <w:bookmarkEnd w:id="45"/>
     <w:p>
       <w:pPr>
         <w:pStyle w:val="BodyText"/>
@@ -10516,7 +10856,7 @@
         <w:t xml:space="preserve">may write the font command directly.</w:t>
       </w:r>
     </w:p>
-    <w:bookmarkStart w:id="45" w:name="exm-semantic-font"/>
+    <w:bookmarkStart w:id="46" w:name="exm-semantic-font"/>
     <w:p>
       <w:pPr>
         <w:pStyle w:val="BodyText"/>
@@ -10526,7 +10866,7 @@
           <w:b/>
           <w:bCs/>
         </w:rPr>
-        <w:t xml:space="preserve">Example 14 (Naming a set for its meaning)</w:t>
+        <w:t xml:space="preserve">Example 15 (Naming a set for its meaning)</w:t>
       </w:r>
       <w:r>
         <w:t xml:space="preserve"> </w:t>
@@ -10604,7 +10944,7 @@
         <w:t xml:space="preserve">changes.</w:t>
       </w:r>
     </w:p>
-    <w:bookmarkEnd w:id="45"/>
+    <w:bookmarkEnd w:id="46"/>
     <w:p>
       <w:pPr>
         <w:pStyle w:val="BodyText"/>
@@ -10973,7 +11313,7 @@
         <w:t xml:space="preserve">.</w:t>
       </w:r>
     </w:p>
-    <w:bookmarkStart w:id="46" w:name="exm-semantic-latin-letter"/>
+    <w:bookmarkStart w:id="47" w:name="exm-semantic-latin-letter"/>
     <w:p>
       <w:pPr>
         <w:pStyle w:val="BodyText"/>
@@ -10983,7 +11323,7 @@
           <w:b/>
           <w:bCs/>
         </w:rPr>
-        <w:t xml:space="preserve">Example 15 (Naming a variable for its role)</w:t>
+        <w:t xml:space="preserve">Example 16 (Naming a variable for its role)</w:t>
       </w:r>
       <w:r>
         <w:t xml:space="preserve"> </w:t>
@@ -11063,7 +11403,7 @@
         <w:t xml:space="preserve">which letter is the outcome and which is the residual.</w:t>
       </w:r>
     </w:p>
-    <w:bookmarkEnd w:id="46"/>
+    <w:bookmarkEnd w:id="47"/>
     <w:p>
       <w:pPr>
         <w:pStyle w:val="BodyText"/>
@@ -11090,7 +11430,7 @@
         <w:t xml:space="preserve">and a reader sees which quantity it is about.</w:t>
       </w:r>
     </w:p>
-    <w:bookmarkStart w:id="47" w:name="exm-named-quantity"/>
+    <w:bookmarkStart w:id="48" w:name="exm-named-quantity"/>
     <w:p>
       <w:pPr>
         <w:pStyle w:val="BodyText"/>
@@ -11100,7 +11440,7 @@
           <w:b/>
           <w:bCs/>
         </w:rPr>
-        <w:t xml:space="preserve">Example 16 (Writing a named quantity by its name)</w:t>
+        <w:t xml:space="preserve">Example 17 (Writing a named quantity by its name)</w:t>
       </w:r>
       <w:r>
         <w:t xml:space="preserve"> </w:t>
@@ -11202,7 +11542,7 @@
         <w:t xml:space="preserve">and it names the quantity the gradient depends on.</w:t>
       </w:r>
     </w:p>
-    <w:bookmarkEnd w:id="47"/>
+    <w:bookmarkEnd w:id="48"/>
     <w:p>
       <w:pPr>
         <w:pStyle w:val="BodyText"/>
@@ -11364,7 +11704,7 @@
         <w:t xml:space="preserve">are not delimiters.</w:t>
       </w:r>
     </w:p>
-    <w:bookmarkStart w:id="48" w:name="exm-semantic-delimiter"/>
+    <w:bookmarkStart w:id="49" w:name="exm-semantic-delimiter"/>
     <w:p>
       <w:pPr>
         <w:pStyle w:val="BodyText"/>
@@ -11374,7 +11714,7 @@
           <w:b/>
           <w:bCs/>
         </w:rPr>
-        <w:t xml:space="preserve">Example 17 (Letting the macro size the bracket)</w:t>
+        <w:t xml:space="preserve">Example 18 (Letting the macro size the bracket)</w:t>
       </w:r>
       <w:r>
         <w:t xml:space="preserve"> </w:t>
@@ -11443,7 +11783,7 @@
         <w:t xml:space="preserve">edits one definition in the shared file.</w:t>
       </w:r>
     </w:p>
-    <w:bookmarkEnd w:id="48"/>
+    <w:bookmarkEnd w:id="49"/>
     <w:p>
       <w:pPr>
         <w:pStyle w:val="BodyText"/>
@@ -11482,7 +11822,7 @@
         <w:t xml:space="preserve">with its meaning.</w:t>
       </w:r>
     </w:p>
-    <w:bookmarkStart w:id="49" w:name="exm-describe-symbol-not-macro"/>
+    <w:bookmarkStart w:id="50" w:name="exm-describe-symbol-not-macro"/>
     <w:p>
       <w:pPr>
         <w:pStyle w:val="BodyText"/>
@@ -11492,7 +11832,7 @@
           <w:b/>
           <w:bCs/>
         </w:rPr>
-        <w:t xml:space="preserve">Example 18 (Describing the symbol, not the macro)</w:t>
+        <w:t xml:space="preserve">Example 19 (Describing the symbol, not the macro)</w:t>
       </w:r>
       <w:r>
         <w:t xml:space="preserve"> </w:t>
@@ -11555,9 +11895,9 @@
         <w:t xml:space="preserve">and the symbol has its own row in the notation table.</w:t>
       </w:r>
     </w:p>
-    <w:bookmarkEnd w:id="49"/>
     <w:bookmarkEnd w:id="50"/>
-    <w:bookmarkStart w:id="53" w:name="making-expressions-concise"/>
+    <w:bookmarkEnd w:id="51"/>
+    <w:bookmarkStart w:id="54" w:name="making-expressions-concise"/>
     <w:p>
       <w:pPr>
         <w:pStyle w:val="Heading2"/>
@@ -11588,7 +11928,7 @@
       <w:r>
         <w:t xml:space="preserve"> </w:t>
       </w:r>
-      <w:hyperlink r:id="rId51">
+      <w:hyperlink r:id="rId52">
         <w:r>
           <w:rPr>
             <w:rStyle w:val="Hyperlink"/>
@@ -11656,7 +11996,7 @@
         <w:t xml:space="preserve">and write the macro everywhere the chunk appears.</w:t>
       </w:r>
     </w:p>
-    <w:bookmarkStart w:id="52" w:name="exm-concise-expression"/>
+    <w:bookmarkStart w:id="53" w:name="exm-concise-expression"/>
     <w:p>
       <w:pPr>
         <w:pStyle w:val="BodyText"/>
@@ -11666,7 +12006,7 @@
           <w:b/>
           <w:bCs/>
         </w:rPr>
-        <w:t xml:space="preserve">Example 19 (Naming a repeated chunk)</w:t>
+        <w:t xml:space="preserve">Example 20 (Naming a repeated chunk)</w:t>
       </w:r>
       <w:r>
         <w:t xml:space="preserve"> </w:t>
@@ -11750,7 +12090,7 @@
         <w:t xml:space="preserve">and each formula shows at a glance what it is built from.</w:t>
       </w:r>
     </w:p>
-    <w:bookmarkEnd w:id="52"/>
+    <w:bookmarkEnd w:id="53"/>
     <w:p>
       <w:pPr>
         <w:pStyle w:val="BodyText"/>
@@ -11803,8 +12143,8 @@
         <w:t xml:space="preserve">.</w:t>
       </w:r>
     </w:p>
-    <w:bookmarkEnd w:id="53"/>
-    <w:bookmarkStart w:id="55" w:name="abstract-unused-subexpressions"/>
+    <w:bookmarkEnd w:id="54"/>
+    <w:bookmarkStart w:id="56" w:name="abstract-unused-subexpressions"/>
     <w:p>
       <w:pPr>
         <w:pStyle w:val="Heading2"/>
@@ -11980,7 +12320,7 @@
         <w:t xml:space="preserve">before the first line that uses the symbol.</w:t>
       </w:r>
     </w:p>
-    <w:bookmarkStart w:id="54" w:name="exm-abstract-unused-subexpressions"/>
+    <w:bookmarkStart w:id="55" w:name="exm-abstract-unused-subexpressions"/>
     <w:p>
       <w:pPr>
         <w:pStyle w:val="BodyText"/>
@@ -11990,7 +12330,7 @@
           <w:b/>
           <w:bCs/>
         </w:rPr>
-        <w:t xml:space="preserve">Example 20 (Abstracting the population mean)</w:t>
+        <w:t xml:space="preserve">Example 21 (Abstracting the population mean)</w:t>
       </w:r>
       <w:r>
         <w:t xml:space="preserve"> </w:t>
@@ -12129,9 +12469,9 @@
         <w:t xml:space="preserve">stands for.</w:t>
       </w:r>
     </w:p>
-    <w:bookmarkEnd w:id="54"/>
     <w:bookmarkEnd w:id="55"/>
-    <w:bookmarkStart w:id="57" w:name="writing-dot-products"/>
+    <w:bookmarkEnd w:id="56"/>
+    <w:bookmarkStart w:id="58" w:name="writing-dot-products"/>
     <w:p>
       <w:pPr>
         <w:pStyle w:val="Heading2"/>
@@ -12304,7 +12644,7 @@
         <w:t xml:space="preserve">and to work out that the result is a single number.</w:t>
       </w:r>
     </w:p>
-    <w:bookmarkStart w:id="56" w:name="exm-dot-product"/>
+    <w:bookmarkStart w:id="57" w:name="exm-dot-product"/>
     <w:p>
       <w:pPr>
         <w:pStyle w:val="BodyText"/>
@@ -12314,7 +12654,7 @@
           <w:b/>
           <w:bCs/>
         </w:rPr>
-        <w:t xml:space="preserve">Example 21 (Writing a dot product)</w:t>
+        <w:t xml:space="preserve">Example 22 (Writing a dot product)</w:t>
       </w:r>
       <w:r>
         <w:t xml:space="preserve"> </w:t>
@@ -12533,7 +12873,7 @@
         <w:t xml:space="preserve">.</w:t>
       </w:r>
     </w:p>
-    <w:bookmarkEnd w:id="56"/>
+    <w:bookmarkEnd w:id="57"/>
     <w:p>
       <w:pPr>
         <w:pStyle w:val="BodyText"/>
@@ -12692,8 +13032,8 @@
         <w:t xml:space="preserve">such as a definition of an inner product space.</w:t>
       </w:r>
     </w:p>
-    <w:bookmarkEnd w:id="57"/>
-    <w:bookmarkStart w:id="60" w:name="writing-out-notational-shorthands"/>
+    <w:bookmarkEnd w:id="58"/>
+    <w:bookmarkStart w:id="61" w:name="writing-out-notational-shorthands"/>
     <w:p>
       <w:pPr>
         <w:pStyle w:val="Heading2"/>
@@ -13132,7 +13472,7 @@
       <w:r>
         <w:t xml:space="preserve"> </w:t>
       </w:r>
-      <w:hyperlink r:id="rId58">
+      <w:hyperlink r:id="rId59">
         <w:r>
           <w:rPr>
             <w:rStyle w:val="Hyperlink"/>
@@ -13173,7 +13513,7 @@
         <w:t xml:space="preserve">catalogs common shorthands and their full forms.</w:t>
       </w:r>
     </w:p>
-    <w:bookmarkStart w:id="59" w:name="exm-notational-shorthand"/>
+    <w:bookmarkStart w:id="60" w:name="exm-notational-shorthand"/>
     <w:p>
       <w:pPr>
         <w:pStyle w:val="BodyText"/>
@@ -13183,7 +13523,7 @@
           <w:b/>
           <w:bCs/>
         </w:rPr>
-        <w:t xml:space="preserve">Example 22 (Writing out the limits of a sum and the range of an index)</w:t>
+        <w:t xml:space="preserve">Example 23 (Writing out the limits of a sum and the range of an index)</w:t>
       </w:r>
       <w:r>
         <w:t xml:space="preserve"> </w:t>
@@ -13740,9 +14080,9 @@
         <w:t xml:space="preserve">observations.</w:t>
       </w:r>
     </w:p>
-    <w:bookmarkEnd w:id="59"/>
     <w:bookmarkEnd w:id="60"/>
-    <w:bookmarkStart w:id="64" w:name="stating-assumptions-before-using-them"/>
+    <w:bookmarkEnd w:id="61"/>
+    <w:bookmarkStart w:id="65" w:name="stating-assumptions-before-using-them"/>
     <w:p>
       <w:pPr>
         <w:pStyle w:val="Heading2"/>
@@ -14038,7 +14378,7 @@
         <w:t xml:space="preserve">because the assumptions use the names it introduces.</w:t>
       </w:r>
     </w:p>
-    <w:bookmarkStart w:id="61" w:name="exm-assumptions-first"/>
+    <w:bookmarkStart w:id="62" w:name="exm-assumptions-first"/>
     <w:p>
       <w:pPr>
         <w:pStyle w:val="BodyText"/>
@@ -14048,7 +14388,7 @@
           <w:b/>
           <w:bCs/>
         </w:rPr>
-        <w:t xml:space="preserve">Example 23 (Stating the restriction on</w:t>
+        <w:t xml:space="preserve">Example 24 (Stating the restriction on</w:t>
       </w:r>
       <w:r>
         <w:rPr>
@@ -14720,8 +15060,8 @@
         <w:t xml:space="preserve">and the justification says exactly where the condition is used.</w:t>
       </w:r>
     </w:p>
-    <w:bookmarkEnd w:id="61"/>
-    <w:bookmarkStart w:id="62" w:name="exm-assumptions-bullet-list"/>
+    <w:bookmarkEnd w:id="62"/>
+    <w:bookmarkStart w:id="63" w:name="exm-assumptions-bullet-list"/>
     <w:p>
       <w:pPr>
         <w:pStyle w:val="BodyText"/>
@@ -14731,7 +15071,7 @@
           <w:b/>
           <w:bCs/>
         </w:rPr>
-        <w:t xml:space="preserve">Example 24 (Writing several assumptions as one list)</w:t>
+        <w:t xml:space="preserve">Example 25 (Writing several assumptions as one list)</w:t>
       </w:r>
       <w:r>
         <w:t xml:space="preserve"> </w:t>
@@ -14926,8 +15266,8 @@
         <w:t xml:space="preserve">and the bullets show that the three assumptions are parallel and separate.</w:t>
       </w:r>
     </w:p>
-    <w:bookmarkEnd w:id="62"/>
-    <w:bookmarkStart w:id="63" w:name="exm-notation-bullet-list"/>
+    <w:bookmarkEnd w:id="63"/>
+    <w:bookmarkStart w:id="64" w:name="exm-notation-bullet-list"/>
     <w:p>
       <w:pPr>
         <w:pStyle w:val="BodyText"/>
@@ -14937,7 +15277,7 @@
           <w:b/>
           <w:bCs/>
         </w:rPr>
-        <w:t xml:space="preserve">Example 25 (Writing several names as one list)</w:t>
+        <w:t xml:space="preserve">Example 26 (Writing several names as one list)</w:t>
       </w:r>
       <w:r>
         <w:t xml:space="preserve"> </w:t>
@@ -15141,8 +15481,8 @@
         <w:t xml:space="preserve">a separate assumptions list after this one would state it.</w:t>
       </w:r>
     </w:p>
-    <w:bookmarkEnd w:id="63"/>
     <w:bookmarkEnd w:id="64"/>
+    <w:bookmarkEnd w:id="65"/>
     <w:sectPr>
       <w:footnotePr>
         <w:numRestart w:val="eachSect"/>
